--- a/docs/evaluation/docx/M04-leave-sr-integration-council.docx
+++ b/docs/evaluation/docx/M04-leave-sr-integration-council.docx
@@ -12,7 +12,7 @@
           <w:color w:val="1F3864"/>
           <w:sz w:val="52"/>
         </w:rPr>
-        <w:t xml:space="preserve"> Adversarial Idea Evaluator — Council Report</w:t>
+        <w:t>M04 leave sr integration council</w:t>
       </w:r>
     </w:p>
     <w:p>
@@ -140,7 +140,7 @@
     </w:p>
     <w:p>
       <w:r>
-        <w:t>This BRD is genuinely above the line for a government HRMS and competitive with how Workday/SuccessFactors model statutory integrations. It correctly identifies that the Service Register is a *legal* artefact and that leave-to-SR posting is an integration-reliability problem, not a CRUD problem. The strongest decisions:</w:t>
+        <w:t>This BRD is genuinely above the line for a PrimeSoft HRMS and competitive with how Workday/SuccessFactors model statutory integrations. It correctly identifies that the Service Register is a *legal* artefact and that leave-to-SR posting is an integration-reliability problem, not a CRUD problem. The strongest decisions:</w:t>
       </w:r>
     </w:p>
     <w:p>
@@ -952,7 +952,7 @@
         <w:t>Plain-language SR semantics missing:</w:t>
       </w:r>
       <w:r>
-        <w:t xml:space="preserve"> "qualifying vs non-qualifying" and "increment deferral 90 days" are rendered as machine annotations but there's no statement of *which government rule* (CCS Leave Rules / state service rules) each mapping implements. An auditor will ask for the rule citation, not a </w:t>
+        <w:t xml:space="preserve"> "qualifying vs non-qualifying" and "increment deferral 90 days" are rendered as machine annotations but there's no statement of *which enterprise rule* (CCS Leave Rules / state service rules) each mapping implements. An auditor will ask for the rule citation, not a </w:t>
       </w:r>
       <w:r>
         <w:rPr>
@@ -3914,7 +3914,7 @@
         <w:t>Right-size throughput NFRs</w:t>
       </w:r>
       <w:r>
-        <w:t xml:space="preserve"> to realistic government volume (low thousands of leave decisions/day; bursts during migration only). Keep a modest burst ceiling plus rate-limiting/back-pressure to protect M12; remove the 50/s-sustained, 500/s-burst figures. (R12)</w:t>
+        <w:t xml:space="preserve"> to realistic enterprise volume (low thousands of leave decisions/day; bursts during migration only). Keep a modest burst ceiling plus rate-limiting/back-pressure to protect M12; remove the 50/s-sustained, 500/s-burst figures. (R12)</w:t>
       </w:r>
     </w:p>
     <w:p>
@@ -4170,7 +4170,7 @@
         <w:color w:val="808080"/>
         <w:sz w:val="16"/>
       </w:rPr>
-      <w:t xml:space="preserve"> Adversarial Idea Evaluator — Council Report</w:t>
+      <w:t>M04 leave sr integration council</w:t>
       <w:tab/>
       <w:t>Confidential</w:t>
     </w:r>
